--- a/documents/Efe_Obukohwo_Resume_Teacher.docx
+++ b/documents/Efe_Obukohwo_Resume_Teacher.docx
@@ -158,15 +158,15 @@
           <w:szCs w:val="22"/>
           <w:rFonts w:ascii="Times New Roman" w:cs="Times New Roman" w:eastAsia="Times New Roman" w:hAnsi="Times New Roman"/>
         </w:rPr>
-        <w:t xml:space="preserve">Full Stack Developer Intern</w:t>
-      </w:r>
-      <w:r>
-        <w:rPr>
-          <w:sz w:val="22"/>
-          <w:szCs w:val="22"/>
-          <w:rFonts w:ascii="Times New Roman" w:cs="Times New Roman" w:eastAsia="Times New Roman" w:hAnsi="Times New Roman"/>
-        </w:rPr>
-        <w:t xml:space="preserve"> | Zodiac Tech Toronto</w:t>
+        <w:t xml:space="preserve">IT Department Lead</w:t>
+      </w:r>
+      <w:r>
+        <w:rPr>
+          <w:sz w:val="22"/>
+          <w:szCs w:val="22"/>
+          <w:rFonts w:ascii="Times New Roman" w:cs="Times New Roman" w:eastAsia="Times New Roman" w:hAnsi="Times New Roman"/>
+        </w:rPr>
+        <w:t xml:space="preserve"> | Our Lady of Nigeria Secondary School</w:t>
       </w:r>
     </w:p>
     <w:p>
@@ -181,7 +181,7 @@
           <w:szCs w:val="20"/>
           <w:rFonts w:ascii="Times New Roman" w:cs="Times New Roman" w:eastAsia="Times New Roman" w:hAnsi="Times New Roman"/>
         </w:rPr>
-        <w:t xml:space="preserve">Toronto, ON | May 2025 – August 2025</w:t>
+        <w:t xml:space="preserve">Oghara, Delta State, Nigeria | Jan 2021 – Aug 2021 (Part-time)</w:t>
       </w:r>
     </w:p>
     <w:p>
@@ -195,7 +195,7 @@
           <w:szCs w:val="20"/>
           <w:rFonts w:ascii="Times New Roman" w:cs="Times New Roman" w:eastAsia="Times New Roman" w:hAnsi="Times New Roman"/>
         </w:rPr>
-        <w:t xml:space="preserve">• Architected an AI-powered real estate analytics platform processing 49,551+ Canadian properties, achieving 88.3% ML prediction accuracy with an ensemble of XGBoost, LightGBM, and Random Forest</w:t>
+        <w:t xml:space="preserve">• Led a departmental initiative to digitize lesson-plan creation and approval through the school website, replacing a fully manual, paper-based process</w:t>
       </w:r>
     </w:p>
     <w:p>
@@ -209,35 +209,7 @@
           <w:szCs w:val="20"/>
           <w:rFonts w:ascii="Times New Roman" w:cs="Times New Roman" w:eastAsia="Times New Roman" w:hAnsi="Times New Roman"/>
         </w:rPr>
-        <w:t xml:space="preserve">• Led full-stack development of a production Flask application with MySQL and a 20+ endpoint REST API, shipping interactive property mapping and investment analytics</w:t>
-      </w:r>
-    </w:p>
-    <w:p>
-      <w:pPr>
-        <w:spacing w:after="50"/>
-        <w:ind w:left="360"/>
-      </w:pPr>
-      <w:r>
-        <w:rPr>
-          <w:sz w:val="20"/>
-          <w:szCs w:val="20"/>
-          <w:rFonts w:ascii="Times New Roman" w:cs="Times New Roman" w:eastAsia="Times New Roman" w:hAnsi="Times New Roman"/>
-        </w:rPr>
-        <w:t xml:space="preserve">• Implemented a 5-tier API security system with ML-powered XSS/CSRF detection and behavioral analysis, achieving a 100% attack-prevention rate in testing</w:t>
-      </w:r>
-    </w:p>
-    <w:p>
-      <w:pPr>
-        <w:spacing w:after="50"/>
-        <w:ind w:left="360"/>
-      </w:pPr>
-      <w:r>
-        <w:rPr>
-          <w:sz w:val="20"/>
-          <w:szCs w:val="20"/>
-          <w:rFonts w:ascii="Times New Roman" w:cs="Times New Roman" w:eastAsia="Times New Roman" w:hAnsi="Times New Roman"/>
-        </w:rPr>
-        <w:t xml:space="preserve">• Deployed a Dockerized CI/CD pipeline achieving 99.9% uptime, &lt;400ms API response times, and 85% test coverage while leading a team of 5 developers</w:t>
+        <w:t xml:space="preserve">• Streamlined lesson-plan review and approval turnaround for the department, increasing teacher collaboration and operational efficiency by 50%</w:t>
       </w:r>
     </w:p>
     <w:p>
@@ -252,15 +224,15 @@
           <w:szCs w:val="22"/>
           <w:rFonts w:ascii="Times New Roman" w:cs="Times New Roman" w:eastAsia="Times New Roman" w:hAnsi="Times New Roman"/>
         </w:rPr>
-        <w:t xml:space="preserve">Customer Service Representative</w:t>
-      </w:r>
-      <w:r>
-        <w:rPr>
-          <w:sz w:val="22"/>
-          <w:szCs w:val="22"/>
-          <w:rFonts w:ascii="Times New Roman" w:cs="Times New Roman" w:eastAsia="Times New Roman" w:hAnsi="Times New Roman"/>
-        </w:rPr>
-        <w:t xml:space="preserve"> | IGNITE Student Life, Humber College</w:t>
+        <w:t xml:space="preserve">Data Processing Teacher</w:t>
+      </w:r>
+      <w:r>
+        <w:rPr>
+          <w:sz w:val="22"/>
+          <w:szCs w:val="22"/>
+          <w:rFonts w:ascii="Times New Roman" w:cs="Times New Roman" w:eastAsia="Times New Roman" w:hAnsi="Times New Roman"/>
+        </w:rPr>
+        <w:t xml:space="preserve"> | Our Lady of Nigeria Secondary School</w:t>
       </w:r>
     </w:p>
     <w:p>
@@ -275,7 +247,7 @@
           <w:szCs w:val="20"/>
           <w:rFonts w:ascii="Times New Roman" w:cs="Times New Roman" w:eastAsia="Times New Roman" w:hAnsi="Times New Roman"/>
         </w:rPr>
-        <w:t xml:space="preserve">Toronto, ON | Aug 2024 – May 2025</w:t>
+        <w:t xml:space="preserve">Oghara, Delta State, Nigeria | Sep 2019 – Aug 2021 (Full-time)</w:t>
       </w:r>
     </w:p>
     <w:p>
@@ -289,7 +261,7 @@
           <w:szCs w:val="20"/>
           <w:rFonts w:ascii="Times New Roman" w:cs="Times New Roman" w:eastAsia="Times New Roman" w:hAnsi="Times New Roman"/>
         </w:rPr>
-        <w:t xml:space="preserve">• Automated a manual student registration and check-in workflow for the IGNITE Sleep Lounge, eliminating manual processing for 20,000+ students and cutting processing time by 90%</w:t>
+        <w:t xml:space="preserve">• Pioneered the school's transition from manual to digital result computation, improving grading accuracy and cutting processing time by 75%</w:t>
       </w:r>
     </w:p>
     <w:p>
@@ -303,21 +275,7 @@
           <w:szCs w:val="20"/>
           <w:rFonts w:ascii="Times New Roman" w:cs="Times New Roman" w:eastAsia="Times New Roman" w:hAnsi="Times New Roman"/>
         </w:rPr>
-        <w:t xml:space="preserve">• Led root-cause analysis on the insurance opt-in process, redesigning the workflow to cut processing time by 15%</w:t>
-      </w:r>
-    </w:p>
-    <w:p>
-      <w:pPr>
-        <w:spacing w:after="50"/>
-        <w:ind w:left="360"/>
-      </w:pPr>
-      <w:r>
-        <w:rPr>
-          <w:sz w:val="20"/>
-          <w:szCs w:val="20"/>
-          <w:rFonts w:ascii="Times New Roman" w:cs="Times New Roman" w:eastAsia="Times New Roman" w:hAnsi="Times New Roman"/>
-        </w:rPr>
-        <w:t xml:space="preserve">• Resolved billing issues and account discrepancies across a high volume of inbound student inquiries via phone, email, and live chat</w:t>
+        <w:t xml:space="preserve">• Applied data-driven teaching strategies informed by student performance trends, lifting average student grades by 20%</w:t>
       </w:r>
     </w:p>
     <w:p>
@@ -332,15 +290,15 @@
           <w:szCs w:val="22"/>
           <w:rFonts w:ascii="Times New Roman" w:cs="Times New Roman" w:eastAsia="Times New Roman" w:hAnsi="Times New Roman"/>
         </w:rPr>
-        <w:t xml:space="preserve">Database Consultant</w:t>
-      </w:r>
-      <w:r>
-        <w:rPr>
-          <w:sz w:val="22"/>
-          <w:szCs w:val="22"/>
-          <w:rFonts w:ascii="Times New Roman" w:cs="Times New Roman" w:eastAsia="Times New Roman" w:hAnsi="Times New Roman"/>
-        </w:rPr>
-        <w:t xml:space="preserve"> | Humanitarian Outcomes</w:t>
+        <w:t xml:space="preserve">IT Support Specialist</w:t>
+      </w:r>
+      <w:r>
+        <w:rPr>
+          <w:sz w:val="22"/>
+          <w:szCs w:val="22"/>
+          <w:rFonts w:ascii="Times New Roman" w:cs="Times New Roman" w:eastAsia="Times New Roman" w:hAnsi="Times New Roman"/>
+        </w:rPr>
+        <w:t xml:space="preserve"> | Delta State College of Education, Nigeria</w:t>
       </w:r>
     </w:p>
     <w:p>
@@ -355,7 +313,7 @@
           <w:szCs w:val="20"/>
           <w:rFonts w:ascii="Times New Roman" w:cs="Times New Roman" w:eastAsia="Times New Roman" w:hAnsi="Times New Roman"/>
         </w:rPr>
-        <w:t xml:space="preserve">Remote | May 2023 – Dec 2025</w:t>
+        <w:t xml:space="preserve">Mosogar, Nigeria | Nov 2017 – Oct 2019 (Part-time)</w:t>
       </w:r>
     </w:p>
     <w:p>
@@ -369,7 +327,7 @@
           <w:szCs w:val="20"/>
           <w:rFonts w:ascii="Times New Roman" w:cs="Times New Roman" w:eastAsia="Times New Roman" w:hAnsi="Times New Roman"/>
         </w:rPr>
-        <w:t xml:space="preserve">• Resolved data-integrity issues across the GDHO Airtable and database while designing optimized schemas with the team lead, driving a 25% increase in operational efficiency</w:t>
+        <w:t xml:space="preserve">• Led the installation and configuration of 40 workstations, ensuring optimal performance and 100% user satisfaction</w:t>
       </w:r>
     </w:p>
     <w:p>
@@ -383,7 +341,7 @@
           <w:szCs w:val="20"/>
           <w:rFonts w:ascii="Times New Roman" w:cs="Times New Roman" w:eastAsia="Times New Roman" w:hAnsi="Times New Roman"/>
         </w:rPr>
-        <w:t xml:space="preserve">• Conducted trend analysis using SPSS and SQL, then visualized findings in Tableau and Power BI to drive data-informed decisions for humanitarian stakeholders worldwide</w:t>
+        <w:t xml:space="preserve">• Resolved technical issues for 65+ end-users promptly and accurately while strengthening antivirus and cybersecurity protocols across all systems</w:t>
       </w:r>
     </w:p>
     <w:p>
@@ -397,21 +355,7 @@
           <w:szCs w:val="20"/>
           <w:rFonts w:ascii="Times New Roman" w:cs="Times New Roman" w:eastAsia="Times New Roman" w:hAnsi="Times New Roman"/>
         </w:rPr>
-        <w:t xml:space="preserve">• Built and segmented 1,200+ partner and audience lists using Airtable and SQL, increasing campaign engagement by 30%</w:t>
-      </w:r>
-    </w:p>
-    <w:p>
-      <w:pPr>
-        <w:spacing w:after="50"/>
-        <w:ind w:left="360"/>
-      </w:pPr>
-      <w:r>
-        <w:rPr>
-          <w:sz w:val="20"/>
-          <w:szCs w:val="20"/>
-          <w:rFonts w:ascii="Times New Roman" w:cs="Times New Roman" w:eastAsia="Times New Roman" w:hAnsi="Times New Roman"/>
-        </w:rPr>
-        <w:t xml:space="preserve">• Qualified 350+ leads from events and surveys using structured frameworks, converting 120 into high-priority partnership opportunities</w:t>
+        <w:t xml:space="preserve">• Implemented a remote support system, streamlining registration and payment assistance for students</w:t>
       </w:r>
     </w:p>
     <w:p>
@@ -426,15 +370,15 @@
           <w:szCs w:val="22"/>
           <w:rFonts w:ascii="Times New Roman" w:cs="Times New Roman" w:eastAsia="Times New Roman" w:hAnsi="Times New Roman"/>
         </w:rPr>
-        <w:t xml:space="preserve">Research Analyst</w:t>
-      </w:r>
-      <w:r>
-        <w:rPr>
-          <w:sz w:val="22"/>
-          <w:szCs w:val="22"/>
-          <w:rFonts w:ascii="Times New Roman" w:cs="Times New Roman" w:eastAsia="Times New Roman" w:hAnsi="Times New Roman"/>
-        </w:rPr>
-        <w:t xml:space="preserve"> | Flip Foundation, Inc.</w:t>
+        <w:t xml:space="preserve">Computer Science Teacher</w:t>
+      </w:r>
+      <w:r>
+        <w:rPr>
+          <w:sz w:val="22"/>
+          <w:szCs w:val="22"/>
+          <w:rFonts w:ascii="Times New Roman" w:cs="Times New Roman" w:eastAsia="Times New Roman" w:hAnsi="Times New Roman"/>
+        </w:rPr>
+        <w:t xml:space="preserve"> | Mosogar Model Secondary School</w:t>
       </w:r>
     </w:p>
     <w:p>
@@ -449,7 +393,7 @@
           <w:szCs w:val="20"/>
           <w:rFonts w:ascii="Times New Roman" w:cs="Times New Roman" w:eastAsia="Times New Roman" w:hAnsi="Times New Roman"/>
         </w:rPr>
-        <w:t xml:space="preserve">Canada | May 2023 – Aug 2023 (Concurrent)</w:t>
+        <w:t xml:space="preserve">Mosogar, Delta State, Nigeria | Sep 2016 – Aug 2018 (Part-time)</w:t>
       </w:r>
     </w:p>
     <w:p>
@@ -463,7 +407,7 @@
           <w:szCs w:val="20"/>
           <w:rFonts w:ascii="Times New Roman" w:cs="Times New Roman" w:eastAsia="Times New Roman" w:hAnsi="Times New Roman"/>
         </w:rPr>
-        <w:t xml:space="preserve">• Conducted quantitative and qualitative analysis on leadership barriers among LGBTQ+ and BIPOC youth using SPSS, SQL, and Excel, then visualized findings in Power BI and Infogram for stakeholder presentations</w:t>
+        <w:t xml:space="preserve">• Designed and delivered a project-based computer science curriculum aligned with industry trends, driving a 30% increase in STEM extracurricular enrollment</w:t>
       </w:r>
     </w:p>
     <w:p>
@@ -477,337 +421,7 @@
           <w:szCs w:val="20"/>
           <w:rFonts w:ascii="Times New Roman" w:cs="Times New Roman" w:eastAsia="Times New Roman" w:hAnsi="Times New Roman"/>
         </w:rPr>
-        <w:t xml:space="preserve">• Authored research reports synthesizing key trends and statistical findings, presenting outcomes directly to stakeholders to guide data-driven program decisions</w:t>
-      </w:r>
-    </w:p>
-    <w:p>
-      <w:pPr>
-        <w:spacing w:before="150"/>
-      </w:pPr>
-      <w:r>
-        <w:rPr>
-          <w:b/>
-          <w:bCs/>
-          <w:sz w:val="22"/>
-          <w:szCs w:val="22"/>
-          <w:rFonts w:ascii="Times New Roman" w:cs="Times New Roman" w:eastAsia="Times New Roman" w:hAnsi="Times New Roman"/>
-        </w:rPr>
-        <w:t xml:space="preserve">IT Department Lead</w:t>
-      </w:r>
-      <w:r>
-        <w:rPr>
-          <w:sz w:val="22"/>
-          <w:szCs w:val="22"/>
-          <w:rFonts w:ascii="Times New Roman" w:cs="Times New Roman" w:eastAsia="Times New Roman" w:hAnsi="Times New Roman"/>
-        </w:rPr>
-        <w:t xml:space="preserve"> | Our Lady of Nigeria Secondary School</w:t>
-      </w:r>
-    </w:p>
-    <w:p>
-      <w:pPr>
-        <w:spacing w:after="100"/>
-      </w:pPr>
-      <w:r>
-        <w:rPr>
-          <w:i/>
-          <w:iCs/>
-          <w:sz w:val="20"/>
-          <w:szCs w:val="20"/>
-          <w:rFonts w:ascii="Times New Roman" w:cs="Times New Roman" w:eastAsia="Times New Roman" w:hAnsi="Times New Roman"/>
-        </w:rPr>
-        <w:t xml:space="preserve">Oghara, Delta State, Nigeria | Jan 2021 – Aug 2021 (Part-time)</w:t>
-      </w:r>
-    </w:p>
-    <w:p>
-      <w:pPr>
-        <w:spacing w:after="50"/>
-        <w:ind w:left="360"/>
-      </w:pPr>
-      <w:r>
-        <w:rPr>
-          <w:sz w:val="20"/>
-          <w:szCs w:val="20"/>
-          <w:rFonts w:ascii="Times New Roman" w:cs="Times New Roman" w:eastAsia="Times New Roman" w:hAnsi="Times New Roman"/>
-        </w:rPr>
-        <w:t xml:space="preserve">• Led a departmental initiative to digitize lesson-plan creation and approval via the school website, increasing teacher collaboration and efficiency by 50%</w:t>
-      </w:r>
-    </w:p>
-    <w:p>
-      <w:pPr>
-        <w:spacing w:before="150"/>
-      </w:pPr>
-      <w:r>
-        <w:rPr>
-          <w:b/>
-          <w:bCs/>
-          <w:sz w:val="22"/>
-          <w:szCs w:val="22"/>
-          <w:rFonts w:ascii="Times New Roman" w:cs="Times New Roman" w:eastAsia="Times New Roman" w:hAnsi="Times New Roman"/>
-        </w:rPr>
-        <w:t xml:space="preserve">Compliance Officer - AML/Fraud</w:t>
-      </w:r>
-      <w:r>
-        <w:rPr>
-          <w:sz w:val="22"/>
-          <w:szCs w:val="22"/>
-          <w:rFonts w:ascii="Times New Roman" w:cs="Times New Roman" w:eastAsia="Times New Roman" w:hAnsi="Times New Roman"/>
-        </w:rPr>
-        <w:t xml:space="preserve"> | United Bank for Africa (UBA)</w:t>
-      </w:r>
-    </w:p>
-    <w:p>
-      <w:pPr>
-        <w:spacing w:after="100"/>
-      </w:pPr>
-      <w:r>
-        <w:rPr>
-          <w:i/>
-          <w:iCs/>
-          <w:sz w:val="20"/>
-          <w:szCs w:val="20"/>
-          <w:rFonts w:ascii="Times New Roman" w:cs="Times New Roman" w:eastAsia="Times New Roman" w:hAnsi="Times New Roman"/>
-        </w:rPr>
-        <w:t xml:space="preserve">Sapele, Nigeria | Nov 2019 – Aug 2022 (Third-Party Contract, Full-Time)</w:t>
-      </w:r>
-    </w:p>
-    <w:p>
-      <w:pPr>
-        <w:spacing w:after="50"/>
-        <w:ind w:left="360"/>
-      </w:pPr>
-      <w:r>
-        <w:rPr>
-          <w:sz w:val="20"/>
-          <w:szCs w:val="20"/>
-          <w:rFonts w:ascii="Times New Roman" w:cs="Times New Roman" w:eastAsia="Times New Roman" w:hAnsi="Times New Roman"/>
-        </w:rPr>
-        <w:t xml:space="preserve">• Monitored and analyzed daily transactions across a retail and corporate client portfolio, detecting and preventing money laundering, terrorist financing, and fraud</w:t>
-      </w:r>
-    </w:p>
-    <w:p>
-      <w:pPr>
-        <w:spacing w:after="50"/>
-        <w:ind w:left="360"/>
-      </w:pPr>
-      <w:r>
-        <w:rPr>
-          <w:sz w:val="20"/>
-          <w:szCs w:val="20"/>
-          <w:rFonts w:ascii="Times New Roman" w:cs="Times New Roman" w:eastAsia="Times New Roman" w:hAnsi="Times New Roman"/>
-        </w:rPr>
-        <w:t xml:space="preserve">• Investigated 30+ system-generated alerts weekly using SQL queries and advanced Excel (VLOOKUP, Pivot Tables) to identify and escalate suspicious activity</w:t>
-      </w:r>
-    </w:p>
-    <w:p>
-      <w:pPr>
-        <w:spacing w:after="50"/>
-        <w:ind w:left="360"/>
-      </w:pPr>
-      <w:r>
-        <w:rPr>
-          <w:sz w:val="20"/>
-          <w:szCs w:val="20"/>
-          <w:rFonts w:ascii="Times New Roman" w:cs="Times New Roman" w:eastAsia="Times New Roman" w:hAnsi="Times New Roman"/>
-        </w:rPr>
-        <w:t xml:space="preserve">• Conducted Customer Due Diligence (CDD) and Enhanced Due Diligence (EDD) for high-risk clients, ensuring full regulatory compliance</w:t>
-      </w:r>
-    </w:p>
-    <w:p>
-      <w:pPr>
-        <w:spacing w:after="50"/>
-        <w:ind w:left="360"/>
-      </w:pPr>
-      <w:r>
-        <w:rPr>
-          <w:sz w:val="20"/>
-          <w:szCs w:val="20"/>
-          <w:rFonts w:ascii="Times New Roman" w:cs="Times New Roman" w:eastAsia="Times New Roman" w:hAnsi="Times New Roman"/>
-        </w:rPr>
-        <w:t xml:space="preserve">• Drafted Suspicious Transaction Reports (STRs) for the Nigerian Financial Intelligence Unit, contributing to a 10% increase in branch reporting accuracy</w:t>
-      </w:r>
-    </w:p>
-    <w:p>
-      <w:pPr>
-        <w:spacing w:before="150"/>
-      </w:pPr>
-      <w:r>
-        <w:rPr>
-          <w:b/>
-          <w:bCs/>
-          <w:sz w:val="22"/>
-          <w:szCs w:val="22"/>
-          <w:rFonts w:ascii="Times New Roman" w:cs="Times New Roman" w:eastAsia="Times New Roman" w:hAnsi="Times New Roman"/>
-        </w:rPr>
-        <w:t xml:space="preserve">Data Processing Teacher</w:t>
-      </w:r>
-      <w:r>
-        <w:rPr>
-          <w:sz w:val="22"/>
-          <w:szCs w:val="22"/>
-          <w:rFonts w:ascii="Times New Roman" w:cs="Times New Roman" w:eastAsia="Times New Roman" w:hAnsi="Times New Roman"/>
-        </w:rPr>
-        <w:t xml:space="preserve"> | Our Lady of Nigeria Secondary School</w:t>
-      </w:r>
-    </w:p>
-    <w:p>
-      <w:pPr>
-        <w:spacing w:after="100"/>
-      </w:pPr>
-      <w:r>
-        <w:rPr>
-          <w:i/>
-          <w:iCs/>
-          <w:sz w:val="20"/>
-          <w:szCs w:val="20"/>
-          <w:rFonts w:ascii="Times New Roman" w:cs="Times New Roman" w:eastAsia="Times New Roman" w:hAnsi="Times New Roman"/>
-        </w:rPr>
-        <w:t xml:space="preserve">Oghara, Delta State, Nigeria | Sep 2019 – Aug 2021 (Part-time)</w:t>
-      </w:r>
-    </w:p>
-    <w:p>
-      <w:pPr>
-        <w:spacing w:after="50"/>
-        <w:ind w:left="360"/>
-      </w:pPr>
-      <w:r>
-        <w:rPr>
-          <w:sz w:val="20"/>
-          <w:szCs w:val="20"/>
-          <w:rFonts w:ascii="Times New Roman" w:cs="Times New Roman" w:eastAsia="Times New Roman" w:hAnsi="Times New Roman"/>
-        </w:rPr>
-        <w:t xml:space="preserve">• Pioneered the school's transition from manual to digital result computation, improving accuracy and cutting processing time by 75%, while applying data-driven teaching strategies that lifted average student grades by 20%</w:t>
-      </w:r>
-    </w:p>
-    <w:p>
-      <w:pPr>
-        <w:spacing w:before="150"/>
-      </w:pPr>
-      <w:r>
-        <w:rPr>
-          <w:b/>
-          <w:bCs/>
-          <w:sz w:val="22"/>
-          <w:szCs w:val="22"/>
-          <w:rFonts w:ascii="Times New Roman" w:cs="Times New Roman" w:eastAsia="Times New Roman" w:hAnsi="Times New Roman"/>
-        </w:rPr>
-        <w:t xml:space="preserve">IT Support Specialist</w:t>
-      </w:r>
-      <w:r>
-        <w:rPr>
-          <w:sz w:val="22"/>
-          <w:szCs w:val="22"/>
-          <w:rFonts w:ascii="Times New Roman" w:cs="Times New Roman" w:eastAsia="Times New Roman" w:hAnsi="Times New Roman"/>
-        </w:rPr>
-        <w:t xml:space="preserve"> | Delta State College of Education, Nigeria</w:t>
-      </w:r>
-    </w:p>
-    <w:p>
-      <w:pPr>
-        <w:spacing w:after="100"/>
-      </w:pPr>
-      <w:r>
-        <w:rPr>
-          <w:i/>
-          <w:iCs/>
-          <w:sz w:val="20"/>
-          <w:szCs w:val="20"/>
-          <w:rFonts w:ascii="Times New Roman" w:cs="Times New Roman" w:eastAsia="Times New Roman" w:hAnsi="Times New Roman"/>
-        </w:rPr>
-        <w:t xml:space="preserve">Mosogar, Nigeria | Nov 2017 – Oct 2019 (Part-time)</w:t>
-      </w:r>
-    </w:p>
-    <w:p>
-      <w:pPr>
-        <w:spacing w:after="50"/>
-        <w:ind w:left="360"/>
-      </w:pPr>
-      <w:r>
-        <w:rPr>
-          <w:sz w:val="20"/>
-          <w:szCs w:val="20"/>
-          <w:rFonts w:ascii="Times New Roman" w:cs="Times New Roman" w:eastAsia="Times New Roman" w:hAnsi="Times New Roman"/>
-        </w:rPr>
-        <w:t xml:space="preserve">• Led the installation and configuration of 40 workstations, ensuring optimal performance and 100% user satisfaction</w:t>
-      </w:r>
-    </w:p>
-    <w:p>
-      <w:pPr>
-        <w:spacing w:after="50"/>
-        <w:ind w:left="360"/>
-      </w:pPr>
-      <w:r>
-        <w:rPr>
-          <w:sz w:val="20"/>
-          <w:szCs w:val="20"/>
-          <w:rFonts w:ascii="Times New Roman" w:cs="Times New Roman" w:eastAsia="Times New Roman" w:hAnsi="Times New Roman"/>
-        </w:rPr>
-        <w:t xml:space="preserve">• Resolved technical issues for 65+ end-users promptly and accurately while strengthening antivirus and cybersecurity protocols across all systems</w:t>
-      </w:r>
-    </w:p>
-    <w:p>
-      <w:pPr>
-        <w:spacing w:after="50"/>
-        <w:ind w:left="360"/>
-      </w:pPr>
-      <w:r>
-        <w:rPr>
-          <w:sz w:val="20"/>
-          <w:szCs w:val="20"/>
-          <w:rFonts w:ascii="Times New Roman" w:cs="Times New Roman" w:eastAsia="Times New Roman" w:hAnsi="Times New Roman"/>
-        </w:rPr>
-        <w:t xml:space="preserve">• Implemented a remote support system, streamlining registration and payment assistance for students</w:t>
-      </w:r>
-    </w:p>
-    <w:p>
-      <w:pPr>
-        <w:spacing w:before="150"/>
-      </w:pPr>
-      <w:r>
-        <w:rPr>
-          <w:b/>
-          <w:bCs/>
-          <w:sz w:val="22"/>
-          <w:szCs w:val="22"/>
-          <w:rFonts w:ascii="Times New Roman" w:cs="Times New Roman" w:eastAsia="Times New Roman" w:hAnsi="Times New Roman"/>
-        </w:rPr>
-        <w:t xml:space="preserve">Computer Science Teacher</w:t>
-      </w:r>
-      <w:r>
-        <w:rPr>
-          <w:sz w:val="22"/>
-          <w:szCs w:val="22"/>
-          <w:rFonts w:ascii="Times New Roman" w:cs="Times New Roman" w:eastAsia="Times New Roman" w:hAnsi="Times New Roman"/>
-        </w:rPr>
-        <w:t xml:space="preserve"> | Mosogar Model Secondary School</w:t>
-      </w:r>
-    </w:p>
-    <w:p>
-      <w:pPr>
-        <w:spacing w:after="100"/>
-      </w:pPr>
-      <w:r>
-        <w:rPr>
-          <w:i/>
-          <w:iCs/>
-          <w:sz w:val="20"/>
-          <w:szCs w:val="20"/>
-          <w:rFonts w:ascii="Times New Roman" w:cs="Times New Roman" w:eastAsia="Times New Roman" w:hAnsi="Times New Roman"/>
-        </w:rPr>
-        <w:t xml:space="preserve">Mosogar, Delta State, Nigeria | Sep 2016 – Aug 2018 (Part-time)</w:t>
-      </w:r>
-    </w:p>
-    <w:p>
-      <w:pPr>
-        <w:spacing w:after="50"/>
-        <w:ind w:left="360"/>
-      </w:pPr>
-      <w:r>
-        <w:rPr>
-          <w:sz w:val="20"/>
-          <w:szCs w:val="20"/>
-          <w:rFonts w:ascii="Times New Roman" w:cs="Times New Roman" w:eastAsia="Times New Roman" w:hAnsi="Times New Roman"/>
-        </w:rPr>
-        <w:t xml:space="preserve">• Designed a project-based computer science curriculum aligned with industry trends, driving a 30% increase in STEM extracurricular enrollment, and coached the school's coding team to a first-place regional competition win</w:t>
+        <w:t xml:space="preserve">• Coached the school's coding team through a competitive programming curriculum, leading them to a first-place win at a regional competition</w:t>
       </w:r>
     </w:p>
     <w:p>

--- a/documents/Efe_Obukohwo_Resume_Teacher.docx
+++ b/documents/Efe_Obukohwo_Resume_Teacher.docx
@@ -181,7 +181,7 @@
           <w:szCs w:val="20"/>
           <w:rFonts w:ascii="Times New Roman" w:cs="Times New Roman" w:eastAsia="Times New Roman" w:hAnsi="Times New Roman"/>
         </w:rPr>
-        <w:t xml:space="preserve">Oghara, Delta State, Nigeria | Jan 2021 – Aug 2021 (Part-time)</w:t>
+        <w:t xml:space="preserve">Oghara, Delta State, Nigeria | Jan 2021 – Aug 2021 (Full-time)</w:t>
       </w:r>
     </w:p>
     <w:p>

--- a/documents/Efe_Obukohwo_Resume_Teacher.docx
+++ b/documents/Efe_Obukohwo_Resume_Teacher.docx
@@ -124,7 +124,7 @@
           <w:szCs w:val="20"/>
           <w:rFonts w:ascii="Times New Roman" w:cs="Times New Roman" w:eastAsia="Times New Roman" w:hAnsi="Times New Roman"/>
         </w:rPr>
-        <w:t xml:space="preserve">Pandas • Tableau • Power BI • Excel • SPSS • Apache Spark • Apache Hive • Python • JavaScript • TypeScript • Kotlin • HTML5 • CSS3 • SQL • Java</w:t>
+        <w:t xml:space="preserve">Curriculum Design • Classroom Instruction • Data-Driven Instruction • Lesson-Plan Digitization • Student Coaching &amp; Mentorship • Instructional Technology • Pandas • Tableau • Power BI • Excel • SPSS • Apache Spark • Apache Hive • Python • JavaScript • TypeScript • Kotlin • HTML5 • CSS3 • SQL • Java</w:t>
       </w:r>
     </w:p>
     <w:p>

--- a/documents/Efe_Obukohwo_Resume_Teacher.docx
+++ b/documents/Efe_Obukohwo_Resume_Teacher.docx
@@ -124,7 +124,7 @@
           <w:szCs w:val="20"/>
           <w:rFonts w:ascii="Times New Roman" w:cs="Times New Roman" w:eastAsia="Times New Roman" w:hAnsi="Times New Roman"/>
         </w:rPr>
-        <w:t xml:space="preserve">Curriculum Design • Classroom Instruction • Data-Driven Instruction • Lesson-Plan Digitization • Student Coaching &amp; Mentorship • Instructional Technology • Pandas • Tableau • Power BI • Excel • SPSS • Apache Spark • Apache Hive • Python • JavaScript • TypeScript • Kotlin • HTML5 • CSS3 • SQL • Java</w:t>
+        <w:t xml:space="preserve">Curriculum Design • Classroom Instruction • Data-Driven Instruction • Lesson-Plan Digitization • Student Coaching &amp; Mentorship • Instructional Technology • Excel • Power BI • Python • SQL</w:t>
       </w:r>
     </w:p>
     <w:p>
@@ -327,7 +327,7 @@
           <w:szCs w:val="20"/>
           <w:rFonts w:ascii="Times New Roman" w:cs="Times New Roman" w:eastAsia="Times New Roman" w:hAnsi="Times New Roman"/>
         </w:rPr>
-        <w:t xml:space="preserve">• Led the installation and configuration of 40 workstations, ensuring optimal performance and 100% user satisfaction</w:t>
+        <w:t xml:space="preserve">• Led the installation and configuration of 40 workstations, ensuring optimal performance with zero reported issues post-installation</w:t>
       </w:r>
     </w:p>
     <w:p>
@@ -619,7 +619,7 @@
           <w:caps/>
           <w:rFonts w:ascii="Times New Roman" w:cs="Times New Roman" w:eastAsia="Times New Roman" w:hAnsi="Times New Roman"/>
         </w:rPr>
-        <w:t xml:space="preserve">Key Projects</w:t>
+        <w:t xml:space="preserve">Key Education &amp; Curriculum Projects</w:t>
       </w:r>
     </w:p>
     <w:p>

--- a/documents/Efe_Obukohwo_Resume_Teacher.docx
+++ b/documents/Efe_Obukohwo_Resume_Teacher.docx
@@ -13,6 +13,7 @@
           <w:bCs/>
           <w:sz w:val="36"/>
           <w:szCs w:val="36"/>
+          <w:caps/>
           <w:rFonts w:ascii="Times New Roman" w:cs="Times New Roman" w:eastAsia="Times New Roman" w:hAnsi="Times New Roman"/>
         </w:rPr>
         <w:t xml:space="preserve">Efe Obukohwo</w:t>
@@ -39,11 +40,57 @@
       </w:pPr>
       <w:r>
         <w:rPr>
-          <w:sz w:val="20"/>
-          <w:szCs w:val="20"/>
-          <w:rFonts w:ascii="Times New Roman" w:cs="Times New Roman" w:eastAsia="Times New Roman" w:hAnsi="Times New Roman"/>
-        </w:rPr>
-        <w:t xml:space="preserve">North York, Toronto, ON, Canada | +1 (905) 781-9825 | efe.obukohwo@outlook.com</w:t>
+          <w:b/>
+          <w:bCs/>
+          <w:sz w:val="20"/>
+          <w:szCs w:val="20"/>
+          <w:rFonts w:ascii="Times New Roman" w:cs="Times New Roman" w:eastAsia="Times New Roman" w:hAnsi="Times New Roman"/>
+        </w:rPr>
+        <w:t xml:space="preserve">Email: </w:t>
+      </w:r>
+      <w:r>
+        <w:rPr>
+          <w:sz w:val="20"/>
+          <w:szCs w:val="20"/>
+          <w:rFonts w:ascii="Times New Roman" w:cs="Times New Roman" w:eastAsia="Times New Roman" w:hAnsi="Times New Roman"/>
+        </w:rPr>
+        <w:t xml:space="preserve">efe.obukohwo@outlook.com    </w:t>
+      </w:r>
+      <w:r>
+        <w:rPr>
+          <w:b/>
+          <w:bCs/>
+          <w:sz w:val="20"/>
+          <w:szCs w:val="20"/>
+          <w:rFonts w:ascii="Times New Roman" w:cs="Times New Roman" w:eastAsia="Times New Roman" w:hAnsi="Times New Roman"/>
+        </w:rPr>
+        <w:t xml:space="preserve">Phone: </w:t>
+      </w:r>
+      <w:r>
+        <w:rPr>
+          <w:sz w:val="20"/>
+          <w:szCs w:val="20"/>
+          <w:rFonts w:ascii="Times New Roman" w:cs="Times New Roman" w:eastAsia="Times New Roman" w:hAnsi="Times New Roman"/>
+        </w:rPr>
+        <w:t xml:space="preserve">+1 (905) 781-9825    </w:t>
+      </w:r>
+      <w:r>
+        <w:rPr>
+          <w:b/>
+          <w:bCs/>
+          <w:sz w:val="20"/>
+          <w:szCs w:val="20"/>
+          <w:rFonts w:ascii="Times New Roman" w:cs="Times New Roman" w:eastAsia="Times New Roman" w:hAnsi="Times New Roman"/>
+        </w:rPr>
+        <w:t xml:space="preserve">Address: </w:t>
+      </w:r>
+      <w:r>
+        <w:rPr>
+          <w:sz w:val="20"/>
+          <w:szCs w:val="20"/>
+          <w:rFonts w:ascii="Times New Roman" w:cs="Times New Roman" w:eastAsia="Times New Roman" w:hAnsi="Times New Roman"/>
+        </w:rPr>
+        <w:t xml:space="preserve">North York, Toronto, ON, Canada</w:t>
       </w:r>
     </w:p>
     <w:p>
@@ -148,7 +195,10 @@
     </w:p>
     <w:p>
       <w:pPr>
-        <w:spacing w:before="150"/>
+        <w:tabs>
+          <w:tab w:val="right" w:pos="10800"/>
+        </w:tabs>
+        <w:spacing w:before="150" w:after="20"/>
       </w:pPr>
       <w:r>
         <w:rPr>
@@ -160,19 +210,79 @@
         </w:rPr>
         <w:t xml:space="preserve">IT Department Lead</w:t>
       </w:r>
-      <w:r>
-        <w:rPr>
+      <w:tab/>
+      <w:r>
+        <w:rPr>
+          <w:i/>
+          <w:iCs/>
+          <w:sz w:val="20"/>
+          <w:szCs w:val="20"/>
+          <w:rFonts w:ascii="Times New Roman" w:cs="Times New Roman" w:eastAsia="Times New Roman" w:hAnsi="Times New Roman"/>
+        </w:rPr>
+        <w:t xml:space="preserve">Jan 2021 – Aug 2021 (Full-time)</w:t>
+      </w:r>
+    </w:p>
+    <w:p>
+      <w:pPr>
+        <w:spacing w:after="100"/>
+      </w:pPr>
+      <w:r>
+        <w:rPr>
+          <w:b/>
+          <w:bCs/>
+          <w:sz w:val="20"/>
+          <w:szCs w:val="20"/>
+          <w:rFonts w:ascii="Times New Roman" w:cs="Times New Roman" w:eastAsia="Times New Roman" w:hAnsi="Times New Roman"/>
+        </w:rPr>
+        <w:t xml:space="preserve">Our Lady of Nigeria Secondary School — Oghara, Delta State, Nigeria</w:t>
+      </w:r>
+    </w:p>
+    <w:p>
+      <w:pPr>
+        <w:spacing w:after="50"/>
+        <w:ind w:left="360"/>
+      </w:pPr>
+      <w:r>
+        <w:rPr>
+          <w:sz w:val="20"/>
+          <w:szCs w:val="20"/>
+          <w:rFonts w:ascii="Times New Roman" w:cs="Times New Roman" w:eastAsia="Times New Roman" w:hAnsi="Times New Roman"/>
+        </w:rPr>
+        <w:t xml:space="preserve">• Led a departmental initiative to digitize lesson-plan creation and approval through the school website, replacing a fully manual, paper-based process</w:t>
+      </w:r>
+    </w:p>
+    <w:p>
+      <w:pPr>
+        <w:spacing w:after="50"/>
+        <w:ind w:left="360"/>
+      </w:pPr>
+      <w:r>
+        <w:rPr>
+          <w:sz w:val="20"/>
+          <w:szCs w:val="20"/>
+          <w:rFonts w:ascii="Times New Roman" w:cs="Times New Roman" w:eastAsia="Times New Roman" w:hAnsi="Times New Roman"/>
+        </w:rPr>
+        <w:t xml:space="preserve">• Streamlined lesson-plan review and approval turnaround for the department, increasing teacher collaboration and operational efficiency by 50%</w:t>
+      </w:r>
+    </w:p>
+    <w:p>
+      <w:pPr>
+        <w:tabs>
+          <w:tab w:val="right" w:pos="10800"/>
+        </w:tabs>
+        <w:spacing w:before="150" w:after="20"/>
+      </w:pPr>
+      <w:r>
+        <w:rPr>
+          <w:b/>
+          <w:bCs/>
           <w:sz w:val="22"/>
           <w:szCs w:val="22"/>
           <w:rFonts w:ascii="Times New Roman" w:cs="Times New Roman" w:eastAsia="Times New Roman" w:hAnsi="Times New Roman"/>
         </w:rPr>
-        <w:t xml:space="preserve"> | Our Lady of Nigeria Secondary School</w:t>
-      </w:r>
-    </w:p>
-    <w:p>
-      <w:pPr>
-        <w:spacing w:after="100"/>
-      </w:pPr>
+        <w:t xml:space="preserve">Data Processing Teacher</w:t>
+      </w:r>
+      <w:tab/>
       <w:r>
         <w:rPr>
           <w:i/>
@@ -181,7 +291,22 @@
           <w:szCs w:val="20"/>
           <w:rFonts w:ascii="Times New Roman" w:cs="Times New Roman" w:eastAsia="Times New Roman" w:hAnsi="Times New Roman"/>
         </w:rPr>
-        <w:t xml:space="preserve">Oghara, Delta State, Nigeria | Jan 2021 – Aug 2021 (Full-time)</w:t>
+        <w:t xml:space="preserve">Sep 2019 – Aug 2021 (Full-time)</w:t>
+      </w:r>
+    </w:p>
+    <w:p>
+      <w:pPr>
+        <w:spacing w:after="100"/>
+      </w:pPr>
+      <w:r>
+        <w:rPr>
+          <w:b/>
+          <w:bCs/>
+          <w:sz w:val="20"/>
+          <w:szCs w:val="20"/>
+          <w:rFonts w:ascii="Times New Roman" w:cs="Times New Roman" w:eastAsia="Times New Roman" w:hAnsi="Times New Roman"/>
+        </w:rPr>
+        <w:t xml:space="preserve">Our Lady of Nigeria Secondary School — Oghara, Delta State, Nigeria</w:t>
       </w:r>
     </w:p>
     <w:p>
@@ -195,7 +320,7 @@
           <w:szCs w:val="20"/>
           <w:rFonts w:ascii="Times New Roman" w:cs="Times New Roman" w:eastAsia="Times New Roman" w:hAnsi="Times New Roman"/>
         </w:rPr>
-        <w:t xml:space="preserve">• Led a departmental initiative to digitize lesson-plan creation and approval through the school website, replacing a fully manual, paper-based process</w:t>
+        <w:t xml:space="preserve">• Pioneered the school's transition from manual to digital result computation, improving grading accuracy and cutting processing time by 75%</w:t>
       </w:r>
     </w:p>
     <w:p>
@@ -209,12 +334,15 @@
           <w:szCs w:val="20"/>
           <w:rFonts w:ascii="Times New Roman" w:cs="Times New Roman" w:eastAsia="Times New Roman" w:hAnsi="Times New Roman"/>
         </w:rPr>
-        <w:t xml:space="preserve">• Streamlined lesson-plan review and approval turnaround for the department, increasing teacher collaboration and operational efficiency by 50%</w:t>
-      </w:r>
-    </w:p>
-    <w:p>
-      <w:pPr>
-        <w:spacing w:before="150"/>
+        <w:t xml:space="preserve">• Applied data-driven teaching strategies informed by student performance trends, lifting average student grades by 20%</w:t>
+      </w:r>
+    </w:p>
+    <w:p>
+      <w:pPr>
+        <w:tabs>
+          <w:tab w:val="right" w:pos="10800"/>
+        </w:tabs>
+        <w:spacing w:before="150" w:after="20"/>
       </w:pPr>
       <w:r>
         <w:rPr>
@@ -224,21 +352,95 @@
           <w:szCs w:val="22"/>
           <w:rFonts w:ascii="Times New Roman" w:cs="Times New Roman" w:eastAsia="Times New Roman" w:hAnsi="Times New Roman"/>
         </w:rPr>
-        <w:t xml:space="preserve">Data Processing Teacher</w:t>
-      </w:r>
-      <w:r>
-        <w:rPr>
+        <w:t xml:space="preserve">IT Support Specialist</w:t>
+      </w:r>
+      <w:tab/>
+      <w:r>
+        <w:rPr>
+          <w:i/>
+          <w:iCs/>
+          <w:sz w:val="20"/>
+          <w:szCs w:val="20"/>
+          <w:rFonts w:ascii="Times New Roman" w:cs="Times New Roman" w:eastAsia="Times New Roman" w:hAnsi="Times New Roman"/>
+        </w:rPr>
+        <w:t xml:space="preserve">Nov 2017 – Oct 2019 (Part-time)</w:t>
+      </w:r>
+    </w:p>
+    <w:p>
+      <w:pPr>
+        <w:spacing w:after="100"/>
+      </w:pPr>
+      <w:r>
+        <w:rPr>
+          <w:b/>
+          <w:bCs/>
+          <w:sz w:val="20"/>
+          <w:szCs w:val="20"/>
+          <w:rFonts w:ascii="Times New Roman" w:cs="Times New Roman" w:eastAsia="Times New Roman" w:hAnsi="Times New Roman"/>
+        </w:rPr>
+        <w:t xml:space="preserve">Delta State College of Education, Nigeria — Mosogar, Nigeria</w:t>
+      </w:r>
+    </w:p>
+    <w:p>
+      <w:pPr>
+        <w:spacing w:after="50"/>
+        <w:ind w:left="360"/>
+      </w:pPr>
+      <w:r>
+        <w:rPr>
+          <w:sz w:val="20"/>
+          <w:szCs w:val="20"/>
+          <w:rFonts w:ascii="Times New Roman" w:cs="Times New Roman" w:eastAsia="Times New Roman" w:hAnsi="Times New Roman"/>
+        </w:rPr>
+        <w:t xml:space="preserve">• Led the installation and configuration of 40 workstations, ensuring optimal performance with zero reported issues post-installation</w:t>
+      </w:r>
+    </w:p>
+    <w:p>
+      <w:pPr>
+        <w:spacing w:after="50"/>
+        <w:ind w:left="360"/>
+      </w:pPr>
+      <w:r>
+        <w:rPr>
+          <w:sz w:val="20"/>
+          <w:szCs w:val="20"/>
+          <w:rFonts w:ascii="Times New Roman" w:cs="Times New Roman" w:eastAsia="Times New Roman" w:hAnsi="Times New Roman"/>
+        </w:rPr>
+        <w:t xml:space="preserve">• Resolved technical issues for 65+ end-users promptly and accurately while strengthening antivirus and cybersecurity protocols across all systems</w:t>
+      </w:r>
+    </w:p>
+    <w:p>
+      <w:pPr>
+        <w:spacing w:after="50"/>
+        <w:ind w:left="360"/>
+      </w:pPr>
+      <w:r>
+        <w:rPr>
+          <w:sz w:val="20"/>
+          <w:szCs w:val="20"/>
+          <w:rFonts w:ascii="Times New Roman" w:cs="Times New Roman" w:eastAsia="Times New Roman" w:hAnsi="Times New Roman"/>
+        </w:rPr>
+        <w:t xml:space="preserve">• Implemented a remote support system, streamlining registration and payment assistance for students</w:t>
+      </w:r>
+    </w:p>
+    <w:p>
+      <w:pPr>
+        <w:tabs>
+          <w:tab w:val="right" w:pos="10800"/>
+        </w:tabs>
+        <w:spacing w:before="150" w:after="20"/>
+      </w:pPr>
+      <w:r>
+        <w:rPr>
+          <w:b/>
+          <w:bCs/>
           <w:sz w:val="22"/>
           <w:szCs w:val="22"/>
           <w:rFonts w:ascii="Times New Roman" w:cs="Times New Roman" w:eastAsia="Times New Roman" w:hAnsi="Times New Roman"/>
         </w:rPr>
-        <w:t xml:space="preserve"> | Our Lady of Nigeria Secondary School</w:t>
-      </w:r>
-    </w:p>
-    <w:p>
-      <w:pPr>
-        <w:spacing w:after="100"/>
-      </w:pPr>
+        <w:t xml:space="preserve">Computer Science Teacher</w:t>
+      </w:r>
+      <w:tab/>
       <w:r>
         <w:rPr>
           <w:i/>
@@ -247,58 +449,7 @@
           <w:szCs w:val="20"/>
           <w:rFonts w:ascii="Times New Roman" w:cs="Times New Roman" w:eastAsia="Times New Roman" w:hAnsi="Times New Roman"/>
         </w:rPr>
-        <w:t xml:space="preserve">Oghara, Delta State, Nigeria | Sep 2019 – Aug 2021 (Full-time)</w:t>
-      </w:r>
-    </w:p>
-    <w:p>
-      <w:pPr>
-        <w:spacing w:after="50"/>
-        <w:ind w:left="360"/>
-      </w:pPr>
-      <w:r>
-        <w:rPr>
-          <w:sz w:val="20"/>
-          <w:szCs w:val="20"/>
-          <w:rFonts w:ascii="Times New Roman" w:cs="Times New Roman" w:eastAsia="Times New Roman" w:hAnsi="Times New Roman"/>
-        </w:rPr>
-        <w:t xml:space="preserve">• Pioneered the school's transition from manual to digital result computation, improving grading accuracy and cutting processing time by 75%</w:t>
-      </w:r>
-    </w:p>
-    <w:p>
-      <w:pPr>
-        <w:spacing w:after="50"/>
-        <w:ind w:left="360"/>
-      </w:pPr>
-      <w:r>
-        <w:rPr>
-          <w:sz w:val="20"/>
-          <w:szCs w:val="20"/>
-          <w:rFonts w:ascii="Times New Roman" w:cs="Times New Roman" w:eastAsia="Times New Roman" w:hAnsi="Times New Roman"/>
-        </w:rPr>
-        <w:t xml:space="preserve">• Applied data-driven teaching strategies informed by student performance trends, lifting average student grades by 20%</w:t>
-      </w:r>
-    </w:p>
-    <w:p>
-      <w:pPr>
-        <w:spacing w:before="150"/>
-      </w:pPr>
-      <w:r>
-        <w:rPr>
-          <w:b/>
-          <w:bCs/>
-          <w:sz w:val="22"/>
-          <w:szCs w:val="22"/>
-          <w:rFonts w:ascii="Times New Roman" w:cs="Times New Roman" w:eastAsia="Times New Roman" w:hAnsi="Times New Roman"/>
-        </w:rPr>
-        <w:t xml:space="preserve">IT Support Specialist</w:t>
-      </w:r>
-      <w:r>
-        <w:rPr>
-          <w:sz w:val="22"/>
-          <w:szCs w:val="22"/>
-          <w:rFonts w:ascii="Times New Roman" w:cs="Times New Roman" w:eastAsia="Times New Roman" w:hAnsi="Times New Roman"/>
-        </w:rPr>
-        <w:t xml:space="preserve"> | Delta State College of Education, Nigeria</w:t>
+        <w:t xml:space="preserve">Sep 2016 – Aug 2018 (Part-time)</w:t>
       </w:r>
     </w:p>
     <w:p>
@@ -307,93 +458,13 @@
       </w:pPr>
       <w:r>
         <w:rPr>
-          <w:i/>
-          <w:iCs/>
-          <w:sz w:val="20"/>
-          <w:szCs w:val="20"/>
-          <w:rFonts w:ascii="Times New Roman" w:cs="Times New Roman" w:eastAsia="Times New Roman" w:hAnsi="Times New Roman"/>
-        </w:rPr>
-        <w:t xml:space="preserve">Mosogar, Nigeria | Nov 2017 – Oct 2019 (Part-time)</w:t>
-      </w:r>
-    </w:p>
-    <w:p>
-      <w:pPr>
-        <w:spacing w:after="50"/>
-        <w:ind w:left="360"/>
-      </w:pPr>
-      <w:r>
-        <w:rPr>
-          <w:sz w:val="20"/>
-          <w:szCs w:val="20"/>
-          <w:rFonts w:ascii="Times New Roman" w:cs="Times New Roman" w:eastAsia="Times New Roman" w:hAnsi="Times New Roman"/>
-        </w:rPr>
-        <w:t xml:space="preserve">• Led the installation and configuration of 40 workstations, ensuring optimal performance with zero reported issues post-installation</w:t>
-      </w:r>
-    </w:p>
-    <w:p>
-      <w:pPr>
-        <w:spacing w:after="50"/>
-        <w:ind w:left="360"/>
-      </w:pPr>
-      <w:r>
-        <w:rPr>
-          <w:sz w:val="20"/>
-          <w:szCs w:val="20"/>
-          <w:rFonts w:ascii="Times New Roman" w:cs="Times New Roman" w:eastAsia="Times New Roman" w:hAnsi="Times New Roman"/>
-        </w:rPr>
-        <w:t xml:space="preserve">• Resolved technical issues for 65+ end-users promptly and accurately while strengthening antivirus and cybersecurity protocols across all systems</w:t>
-      </w:r>
-    </w:p>
-    <w:p>
-      <w:pPr>
-        <w:spacing w:after="50"/>
-        <w:ind w:left="360"/>
-      </w:pPr>
-      <w:r>
-        <w:rPr>
-          <w:sz w:val="20"/>
-          <w:szCs w:val="20"/>
-          <w:rFonts w:ascii="Times New Roman" w:cs="Times New Roman" w:eastAsia="Times New Roman" w:hAnsi="Times New Roman"/>
-        </w:rPr>
-        <w:t xml:space="preserve">• Implemented a remote support system, streamlining registration and payment assistance for students</w:t>
-      </w:r>
-    </w:p>
-    <w:p>
-      <w:pPr>
-        <w:spacing w:before="150"/>
-      </w:pPr>
-      <w:r>
-        <w:rPr>
-          <w:b/>
-          <w:bCs/>
-          <w:sz w:val="22"/>
-          <w:szCs w:val="22"/>
-          <w:rFonts w:ascii="Times New Roman" w:cs="Times New Roman" w:eastAsia="Times New Roman" w:hAnsi="Times New Roman"/>
-        </w:rPr>
-        <w:t xml:space="preserve">Computer Science Teacher</w:t>
-      </w:r>
-      <w:r>
-        <w:rPr>
-          <w:sz w:val="22"/>
-          <w:szCs w:val="22"/>
-          <w:rFonts w:ascii="Times New Roman" w:cs="Times New Roman" w:eastAsia="Times New Roman" w:hAnsi="Times New Roman"/>
-        </w:rPr>
-        <w:t xml:space="preserve"> | Mosogar Model Secondary School</w:t>
-      </w:r>
-    </w:p>
-    <w:p>
-      <w:pPr>
-        <w:spacing w:after="100"/>
-      </w:pPr>
-      <w:r>
-        <w:rPr>
-          <w:i/>
-          <w:iCs/>
-          <w:sz w:val="20"/>
-          <w:szCs w:val="20"/>
-          <w:rFonts w:ascii="Times New Roman" w:cs="Times New Roman" w:eastAsia="Times New Roman" w:hAnsi="Times New Roman"/>
-        </w:rPr>
-        <w:t xml:space="preserve">Mosogar, Delta State, Nigeria | Sep 2016 – Aug 2018 (Part-time)</w:t>
+          <w:b/>
+          <w:bCs/>
+          <w:sz w:val="20"/>
+          <w:szCs w:val="20"/>
+          <w:rFonts w:ascii="Times New Roman" w:cs="Times New Roman" w:eastAsia="Times New Roman" w:hAnsi="Times New Roman"/>
+        </w:rPr>
+        <w:t xml:space="preserve">Mosogar Model Secondary School — Mosogar, Delta State, Nigeria</w:t>
       </w:r>
     </w:p>
     <w:p>
@@ -445,7 +516,10 @@
     </w:p>
     <w:p>
       <w:pPr>
-        <w:spacing w:before="150"/>
+        <w:tabs>
+          <w:tab w:val="right" w:pos="10800"/>
+        </w:tabs>
+        <w:spacing w:before="150" w:after="20"/>
       </w:pPr>
       <w:r>
         <w:rPr>
@@ -457,8 +531,7 @@
         </w:rPr>
         <w:t xml:space="preserve">Ontario Graduate Certificate, Information Technology Solutions</w:t>
       </w:r>
-    </w:p>
-    <w:p>
+      <w:tab/>
       <w:r>
         <w:rPr>
           <w:i/>
@@ -467,7 +540,19 @@
           <w:szCs w:val="20"/>
           <w:rFonts w:ascii="Times New Roman" w:cs="Times New Roman" w:eastAsia="Times New Roman" w:hAnsi="Times New Roman"/>
         </w:rPr>
-        <w:t xml:space="preserve">Humber College, Toronto, ON | Jan 2024 – Aug 2025</w:t>
+        <w:t xml:space="preserve">Jan 2024 – Aug 2025</w:t>
+      </w:r>
+    </w:p>
+    <w:p>
+      <w:r>
+        <w:rPr>
+          <w:b/>
+          <w:bCs/>
+          <w:sz w:val="20"/>
+          <w:szCs w:val="20"/>
+          <w:rFonts w:ascii="Times New Roman" w:cs="Times New Roman" w:eastAsia="Times New Roman" w:hAnsi="Times New Roman"/>
+        </w:rPr>
+        <w:t xml:space="preserve">Humber College, Toronto, ON</w:t>
       </w:r>
     </w:p>
     <w:p>
@@ -485,7 +570,10 @@
     </w:p>
     <w:p>
       <w:pPr>
-        <w:spacing w:before="150"/>
+        <w:tabs>
+          <w:tab w:val="right" w:pos="10800"/>
+        </w:tabs>
+        <w:spacing w:before="150" w:after="20"/>
       </w:pPr>
       <w:r>
         <w:rPr>
@@ -497,8 +585,7 @@
         </w:rPr>
         <w:t xml:space="preserve">Ontario Graduate Certificate, Research Analyst</w:t>
       </w:r>
-    </w:p>
-    <w:p>
+      <w:tab/>
       <w:r>
         <w:rPr>
           <w:i/>
@@ -507,7 +594,19 @@
           <w:szCs w:val="20"/>
           <w:rFonts w:ascii="Times New Roman" w:cs="Times New Roman" w:eastAsia="Times New Roman" w:hAnsi="Times New Roman"/>
         </w:rPr>
-        <w:t xml:space="preserve">Humber College, Toronto, ON | May 2022 – Aug 2023</w:t>
+        <w:t xml:space="preserve">May 2022 – Aug 2023</w:t>
+      </w:r>
+    </w:p>
+    <w:p>
+      <w:r>
+        <w:rPr>
+          <w:b/>
+          <w:bCs/>
+          <w:sz w:val="20"/>
+          <w:szCs w:val="20"/>
+          <w:rFonts w:ascii="Times New Roman" w:cs="Times New Roman" w:eastAsia="Times New Roman" w:hAnsi="Times New Roman"/>
+        </w:rPr>
+        <w:t xml:space="preserve">Humber College, Toronto, ON</w:t>
       </w:r>
     </w:p>
     <w:p>
@@ -525,7 +624,10 @@
     </w:p>
     <w:p>
       <w:pPr>
-        <w:spacing w:before="150"/>
+        <w:tabs>
+          <w:tab w:val="right" w:pos="10800"/>
+        </w:tabs>
+        <w:spacing w:before="150" w:after="20"/>
       </w:pPr>
       <w:r>
         <w:rPr>
@@ -537,8 +639,7 @@
         </w:rPr>
         <w:t xml:space="preserve">Bachelor of Science, Computer Science</w:t>
       </w:r>
-    </w:p>
-    <w:p>
+      <w:tab/>
       <w:r>
         <w:rPr>
           <w:i/>
@@ -547,7 +648,19 @@
           <w:szCs w:val="20"/>
           <w:rFonts w:ascii="Times New Roman" w:cs="Times New Roman" w:eastAsia="Times New Roman" w:hAnsi="Times New Roman"/>
         </w:rPr>
-        <w:t xml:space="preserve">Delta State University, Abraka, Nigeria | Dec 2016 – Oct 2019</w:t>
+        <w:t xml:space="preserve">Dec 2016 – Oct 2019</w:t>
+      </w:r>
+    </w:p>
+    <w:p>
+      <w:r>
+        <w:rPr>
+          <w:b/>
+          <w:bCs/>
+          <w:sz w:val="20"/>
+          <w:szCs w:val="20"/>
+          <w:rFonts w:ascii="Times New Roman" w:cs="Times New Roman" w:eastAsia="Times New Roman" w:hAnsi="Times New Roman"/>
+        </w:rPr>
+        <w:t xml:space="preserve">Delta State University, Abraka, Nigeria</w:t>
       </w:r>
     </w:p>
     <w:p>
@@ -565,7 +678,10 @@
     </w:p>
     <w:p>
       <w:pPr>
-        <w:spacing w:before="150"/>
+        <w:tabs>
+          <w:tab w:val="right" w:pos="10800"/>
+        </w:tabs>
+        <w:spacing w:before="150" w:after="20"/>
       </w:pPr>
       <w:r>
         <w:rPr>
@@ -577,8 +693,7 @@
         </w:rPr>
         <w:t xml:space="preserve">National Certificate in Education, Computer Science and Physics</w:t>
       </w:r>
-    </w:p>
-    <w:p>
+      <w:tab/>
       <w:r>
         <w:rPr>
           <w:i/>
@@ -587,7 +702,19 @@
           <w:szCs w:val="20"/>
           <w:rFonts w:ascii="Times New Roman" w:cs="Times New Roman" w:eastAsia="Times New Roman" w:hAnsi="Times New Roman"/>
         </w:rPr>
-        <w:t xml:space="preserve">Delta State College Of Education, Mosogar, Nigeria | Dec 2013 – Nov 2016</w:t>
+        <w:t xml:space="preserve">Dec 2013 – Nov 2016</w:t>
+      </w:r>
+    </w:p>
+    <w:p>
+      <w:r>
+        <w:rPr>
+          <w:b/>
+          <w:bCs/>
+          <w:sz w:val="20"/>
+          <w:szCs w:val="20"/>
+          <w:rFonts w:ascii="Times New Roman" w:cs="Times New Roman" w:eastAsia="Times New Roman" w:hAnsi="Times New Roman"/>
+        </w:rPr>
+        <w:t xml:space="preserve">Delta State College Of Education, Mosogar, Nigeria</w:t>
       </w:r>
     </w:p>
     <w:p>
@@ -624,7 +751,10 @@
     </w:p>
     <w:p>
       <w:pPr>
-        <w:spacing w:before="150"/>
+        <w:tabs>
+          <w:tab w:val="right" w:pos="10800"/>
+        </w:tabs>
+        <w:spacing w:before="150" w:after="20"/>
       </w:pPr>
       <w:r>
         <w:rPr>
@@ -636,6 +766,7 @@
         </w:rPr>
         <w:t xml:space="preserve">WonderWorld Learning Adventure</w:t>
       </w:r>
+      <w:tab/>
       <w:r>
         <w:rPr>
           <w:i/>
@@ -644,7 +775,7 @@
           <w:szCs w:val="20"/>
           <w:rFonts w:ascii="Times New Roman" w:cs="Times New Roman" w:eastAsia="Times New Roman" w:hAnsi="Times New Roman"/>
         </w:rPr>
-        <w:t xml:space="preserve"> (Jan 2023 – Nov 2023)</w:t>
+        <w:t xml:space="preserve">Jan 2023 – Nov 2023</w:t>
       </w:r>
     </w:p>
     <w:p>

--- a/documents/Efe_Obukohwo_Resume_Teacher.docx
+++ b/documents/Efe_Obukohwo_Resume_Teacher.docx
@@ -139,7 +139,7 @@
           <w:szCs w:val="22"/>
           <w:rFonts w:ascii="Times New Roman" w:cs="Times New Roman" w:eastAsia="Times New Roman" w:hAnsi="Times New Roman"/>
         </w:rPr>
-        <w:t xml:space="preserve">Technology educator with hands-on classroom and IT leadership experience teaching computer science, data processing, and digital literacy in Nigerian secondary schools. As IT Department Lead, led a departmental initiative to digitize lesson-plan creation and approval via the school website, increasing teacher collaboration and efficiency by 50%. As a Data Processing Teacher, pioneered the school's transition from manual to digital result computation, improving accuracy and cutting processing time by 75% while applying data-driven teaching strategies that lifted average student grades by 20%. As a Computer Science Teacher, designed a project-based curriculum aligned with industry trends, driving a 30% increase in STEM extracurricular enrollment and coaching the school's coding team to a first-place regional competition win. Brings the same structured, data-informed approach to the classroom that underlies current work as a Data Analyst and Full-Stack Developer.</w:t>
+        <w:t xml:space="preserve">Computer science and IT educator with five years of secondary-school teaching and IT leadership in Nigeria across computer science, data processing, and digital literacy. Designed a project-based computer science curriculum that grew STEM extracurricular enrollment by 30%, and coached the school's coding team to first place at a regional competition. Moved a school from manual to digital result computation (75% faster processing), used student performance data to raise average grades by 20%, and, as IT Department Lead, digitized lesson-plan approval to increase teacher collaboration and efficiency by 50%. Holds a B.Sc. in Computer Science and a National Certificate in Education in Computer Science and Physics, and brings current data and software experience into the classroom.</w:t>
       </w:r>
     </w:p>
     <w:p>
@@ -248,7 +248,7 @@
           <w:szCs w:val="20"/>
           <w:rFonts w:ascii="Times New Roman" w:cs="Times New Roman" w:eastAsia="Times New Roman" w:hAnsi="Times New Roman"/>
         </w:rPr>
-        <w:t xml:space="preserve">• Led a departmental initiative to digitize lesson-plan creation and approval through the school website, replacing a fully manual, paper-based process</w:t>
+        <w:t xml:space="preserve">• Led the department's move from paper-based to digital lesson-plan creation and approval through the school website</w:t>
       </w:r>
     </w:p>
     <w:p>
@@ -262,7 +262,7 @@
           <w:szCs w:val="20"/>
           <w:rFonts w:ascii="Times New Roman" w:cs="Times New Roman" w:eastAsia="Times New Roman" w:hAnsi="Times New Roman"/>
         </w:rPr>
-        <w:t xml:space="preserve">• Streamlined lesson-plan review and approval turnaround for the department, increasing teacher collaboration and operational efficiency by 50%</w:t>
+        <w:t xml:space="preserve">• Shortened lesson-plan review and approval turnaround, increasing teacher collaboration and departmental efficiency by 50%</w:t>
       </w:r>
     </w:p>
     <w:p>
@@ -320,7 +320,7 @@
           <w:szCs w:val="20"/>
           <w:rFonts w:ascii="Times New Roman" w:cs="Times New Roman" w:eastAsia="Times New Roman" w:hAnsi="Times New Roman"/>
         </w:rPr>
-        <w:t xml:space="preserve">• Pioneered the school's transition from manual to digital result computation, improving grading accuracy and cutting processing time by 75%</w:t>
+        <w:t xml:space="preserve">• Moved the school from manual to digital result computation, improving grading accuracy and cutting processing time by 75%</w:t>
       </w:r>
     </w:p>
     <w:p>
@@ -334,7 +334,7 @@
           <w:szCs w:val="20"/>
           <w:rFonts w:ascii="Times New Roman" w:cs="Times New Roman" w:eastAsia="Times New Roman" w:hAnsi="Times New Roman"/>
         </w:rPr>
-        <w:t xml:space="preserve">• Applied data-driven teaching strategies informed by student performance trends, lifting average student grades by 20%</w:t>
+        <w:t xml:space="preserve">• Used student performance trends to target teaching strategies, raising average student grades by 20%</w:t>
       </w:r>
     </w:p>
     <w:p>
@@ -392,7 +392,7 @@
           <w:szCs w:val="20"/>
           <w:rFonts w:ascii="Times New Roman" w:cs="Times New Roman" w:eastAsia="Times New Roman" w:hAnsi="Times New Roman"/>
         </w:rPr>
-        <w:t xml:space="preserve">• Led the installation and configuration of 40 workstations, ensuring optimal performance with zero reported issues post-installation</w:t>
+        <w:t xml:space="preserve">• Led the installation and configuration of 40 workstations, with zero issues reported after installation</w:t>
       </w:r>
     </w:p>
     <w:p>
@@ -406,7 +406,7 @@
           <w:szCs w:val="20"/>
           <w:rFonts w:ascii="Times New Roman" w:cs="Times New Roman" w:eastAsia="Times New Roman" w:hAnsi="Times New Roman"/>
         </w:rPr>
-        <w:t xml:space="preserve">• Resolved technical issues for 65+ end-users promptly and accurately while strengthening antivirus and cybersecurity protocols across all systems</w:t>
+        <w:t xml:space="preserve">• Resolved technical issues for 65+ end users and strengthened antivirus and cybersecurity protections across all systems</w:t>
       </w:r>
     </w:p>
     <w:p>
@@ -420,7 +420,7 @@
           <w:szCs w:val="20"/>
           <w:rFonts w:ascii="Times New Roman" w:cs="Times New Roman" w:eastAsia="Times New Roman" w:hAnsi="Times New Roman"/>
         </w:rPr>
-        <w:t xml:space="preserve">• Implemented a remote support system, streamlining registration and payment assistance for students</w:t>
+        <w:t xml:space="preserve">• Set up a remote support system that streamlined course registration and payment help for students</w:t>
       </w:r>
     </w:p>
     <w:p>
@@ -478,7 +478,7 @@
           <w:szCs w:val="20"/>
           <w:rFonts w:ascii="Times New Roman" w:cs="Times New Roman" w:eastAsia="Times New Roman" w:hAnsi="Times New Roman"/>
         </w:rPr>
-        <w:t xml:space="preserve">• Designed and delivered a project-based computer science curriculum aligned with industry trends, driving a 30% increase in STEM extracurricular enrollment</w:t>
+        <w:t xml:space="preserve">• Designed and taught a project-based computer science curriculum aligned with industry trends, increasing STEM extracurricular enrollment by 30%</w:t>
       </w:r>
     </w:p>
     <w:p>
@@ -492,7 +492,7 @@
           <w:szCs w:val="20"/>
           <w:rFonts w:ascii="Times New Roman" w:cs="Times New Roman" w:eastAsia="Times New Roman" w:hAnsi="Times New Roman"/>
         </w:rPr>
-        <w:t xml:space="preserve">• Coached the school's coding team through a competitive programming curriculum, leading them to a first-place win at a regional competition</w:t>
+        <w:t xml:space="preserve">• Coached the school's coding team through a competitive programming curriculum to first place at a regional competition</w:t>
       </w:r>
     </w:p>
     <w:p>
@@ -565,7 +565,7 @@
           <w:szCs w:val="20"/>
           <w:rFonts w:ascii="Times New Roman" w:cs="Times New Roman" w:eastAsia="Times New Roman" w:hAnsi="Times New Roman"/>
         </w:rPr>
-        <w:t xml:space="preserve">GPA: 86.5%</w:t>
+        <w:t xml:space="preserve">GPA: 86.5% | graduated with Honours</w:t>
       </w:r>
     </w:p>
     <w:p>
@@ -673,7 +673,7 @@
           <w:szCs w:val="20"/>
           <w:rFonts w:ascii="Times New Roman" w:cs="Times New Roman" w:eastAsia="Times New Roman" w:hAnsi="Times New Roman"/>
         </w:rPr>
-        <w:t xml:space="preserve">GPA: 3.75 in a 5-point grading system</w:t>
+        <w:t xml:space="preserve">GPA: 3.75 in a 5-point grading system | graduated with Second Class Upper Division honours</w:t>
       </w:r>
     </w:p>
     <w:p>

--- a/documents/Efe_Obukohwo_Resume_Teacher.docx
+++ b/documents/Efe_Obukohwo_Resume_Teacher.docx
@@ -139,7 +139,7 @@
           <w:szCs w:val="22"/>
           <w:rFonts w:ascii="Times New Roman" w:cs="Times New Roman" w:eastAsia="Times New Roman" w:hAnsi="Times New Roman"/>
         </w:rPr>
-        <w:t xml:space="preserve">Computer science and IT educator with five years of secondary-school teaching and IT leadership in Nigeria across computer science, data processing, and digital literacy. Designed a project-based computer science curriculum that grew STEM extracurricular enrollment by 30%, and coached the school's coding team to first place at a regional competition. Moved a school from manual to digital result computation (75% faster processing), used student performance data to raise average grades by 20%, and, as IT Department Lead, digitized lesson-plan approval to increase teacher collaboration and efficiency by 50%. Holds a B.Sc. in Computer Science and a National Certificate in Education in Computer Science and Physics, and brings current data and software experience into the classroom.</w:t>
+        <w:t xml:space="preserve">Computer science and IT educator with five years of secondary-school teaching and IT leadership in Nigeria across computer science, data processing, and digital literacy. Designed a project-based computer science curriculum that grew STEM extracurricular enrollment by 30%, and coached the school's coding team to first place at a regional competition. Moved a school from manual to digital result computation (75% faster processing), used student performance data to raise average grades by 20%, and, as IT Department Lead, digitized lesson-plan approval to increase teacher collaboration and efficiency by 50%. Holds a B.Sc. in Computer Science and a National Certificate in Education in Computer Science and Physics, with Ontario College of Teachers (OCT) certification in progress, and brings current data and software experience into the classroom.</w:t>
       </w:r>
     </w:p>
     <w:p>
